--- a/L3C-Representative-Methodology/CiC_L3C_Representative_Construction_Framework_V2.2.docx
+++ b/L3C-Representative-Methodology/CiC_L3C_Representative_Construction_Framework_V2.2.docx
@@ -3238,7 +3238,7 @@
           <w:sz w:val="24"/>
           <w:szCs w:val="24"/>
         </w:rPr>
-        <w:t xml:space="preserve">Doc_01 — Source Ecology</w:t>
+        <w:t>Doc_02 — Source Ecology</w:t>
       </w:r>
     </w:p>
     <w:p>
@@ -3255,7 +3255,7 @@
           <w:sz w:val="24"/>
           <w:szCs w:val="24"/>
         </w:rPr>
-        <w:t xml:space="preserve">Doc_02 — Historical Gravity</w:t>
+        <w:t>Doc_04 — Historical Gravity</w:t>
       </w:r>
     </w:p>
     <w:p>
@@ -3289,7 +3289,7 @@
           <w:sz w:val="24"/>
           <w:szCs w:val="24"/>
         </w:rPr>
-        <w:t xml:space="preserve">Doc_04/05 — Formation Ecology</w:t>
+        <w:t>Doc_05 — Formation Ecology</w:t>
       </w:r>
     </w:p>
     <w:p>
